--- a/btabok/niveau-1/deel-07/reader.docx
+++ b/btabok/niveau-1/deel-07/reader.docx
@@ -324,7 +324,53 @@
     </w:p>
     <w:p>
       <w:pPr>
-        <w:spacing w:after="100" w:before="100"/>
+        <w:spacing w:after="80" w:before="200"/>
+        <w:jc w:val="center"/>
+      </w:pPr>
+      <w:r>
+        <w:drawing>
+          <wp:inline distT="0" distB="0" distL="0" distR="0">
+            <wp:extent cx="5715000" cy="3810000"/>
+            <wp:effectExtent t="0" r="0" b="0" l="0"/>
+            <wp:docPr id="1" name="figuur-7-1" descr="FIGUUR 7-1: tijdlijn van het koppelvlak — het besluit van drie jaar geleden, de twee vertrokken medewerkers, het huidige gebrek aan spoor" title="Figuur 7-1"/>
+            <wp:cNvGraphicFramePr>
+              <a:graphicFrameLocks xmlns:a="http://schemas.openxmlformats.org/drawingml/2006/main" noChangeAspect="1"/>
+            </wp:cNvGraphicFramePr>
+            <a:graphic xmlns:a="http://schemas.openxmlformats.org/drawingml/2006/main">
+              <a:graphicData uri="http://schemas.openxmlformats.org/drawingml/2006/picture">
+                <pic:pic xmlns:pic="http://schemas.openxmlformats.org/drawingml/2006/picture">
+                  <pic:nvPicPr>
+                    <pic:cNvPr id="0" name="" descr=""/>
+                    <pic:cNvPicPr>
+                      <a:picLocks noChangeAspect="1" noChangeArrowheads="1"/>
+                    </pic:cNvPicPr>
+                  </pic:nvPicPr>
+                  <pic:blipFill>
+                    <a:blip r:embed="rId9" cstate="none"/>
+                    <a:srcRect/>
+                    <a:stretch>
+                      <a:fillRect/>
+                    </a:stretch>
+                  </pic:blipFill>
+                  <pic:spPr bwMode="auto">
+                    <a:xfrm>
+                      <a:off x="0" y="0"/>
+                      <a:ext cx="5715000" cy="3810000"/>
+                    </a:xfrm>
+                    <a:prstGeom prst="rect">
+                      <a:avLst/>
+                    </a:prstGeom>
+                  </pic:spPr>
+                </pic:pic>
+              </a:graphicData>
+            </a:graphic>
+          </wp:inline>
+        </w:drawing>
+      </w:r>
+    </w:p>
+    <w:p>
+      <w:pPr>
+        <w:jc w:val="center"/>
       </w:pPr>
       <w:r>
         <w:rPr>
@@ -332,10 +378,10 @@
           <w:i/>
           <w:iCs/>
           <w:color w:val="55606F"/>
-          <w:sz w:val="20"/>
-          <w:szCs w:val="20"/>
-        </w:rPr>
-        <w:t xml:space="preserve">[Figuur volgt later — FIGUUR 7-1: tijdlijn van het koppelvlak — het besluit van drie jaar geleden, de twee vertrokken medewerkers, het huidige gebrek aan spoor]</w:t>
+          <w:sz w:val="18"/>
+          <w:szCs w:val="18"/>
+        </w:rPr>
+        <w:t xml:space="preserve">Figuur 7-1</w:t>
       </w:r>
     </w:p>
     <w:p>
@@ -615,7 +661,53 @@
     </w:p>
     <w:p>
       <w:pPr>
-        <w:spacing w:after="100" w:before="100"/>
+        <w:spacing w:after="80" w:before="200"/>
+        <w:jc w:val="center"/>
+      </w:pPr>
+      <w:r>
+        <w:drawing>
+          <wp:inline distT="0" distB="0" distL="0" distR="0">
+            <wp:extent cx="5715000" cy="3810000"/>
+            <wp:effectExtent t="0" r="0" b="0" l="0"/>
+            <wp:docPr id="1" name="figuur-7-2" descr="FIGUUR 7-2: drie views van hetzelfde koppelvlak-besluit — bestuurlijk, functioneel, technisch — met per view wat wél en niet is opgenomen" title="Figuur 7-2"/>
+            <wp:cNvGraphicFramePr>
+              <a:graphicFrameLocks xmlns:a="http://schemas.openxmlformats.org/drawingml/2006/main" noChangeAspect="1"/>
+            </wp:cNvGraphicFramePr>
+            <a:graphic xmlns:a="http://schemas.openxmlformats.org/drawingml/2006/main">
+              <a:graphicData uri="http://schemas.openxmlformats.org/drawingml/2006/picture">
+                <pic:pic xmlns:pic="http://schemas.openxmlformats.org/drawingml/2006/picture">
+                  <pic:nvPicPr>
+                    <pic:cNvPr id="0" name="" descr=""/>
+                    <pic:cNvPicPr>
+                      <a:picLocks noChangeAspect="1" noChangeArrowheads="1"/>
+                    </pic:cNvPicPr>
+                  </pic:nvPicPr>
+                  <pic:blipFill>
+                    <a:blip r:embed="rId10" cstate="none"/>
+                    <a:srcRect/>
+                    <a:stretch>
+                      <a:fillRect/>
+                    </a:stretch>
+                  </pic:blipFill>
+                  <pic:spPr bwMode="auto">
+                    <a:xfrm>
+                      <a:off x="0" y="0"/>
+                      <a:ext cx="5715000" cy="3810000"/>
+                    </a:xfrm>
+                    <a:prstGeom prst="rect">
+                      <a:avLst/>
+                    </a:prstGeom>
+                  </pic:spPr>
+                </pic:pic>
+              </a:graphicData>
+            </a:graphic>
+          </wp:inline>
+        </w:drawing>
+      </w:r>
+    </w:p>
+    <w:p>
+      <w:pPr>
+        <w:jc w:val="center"/>
       </w:pPr>
       <w:r>
         <w:rPr>
@@ -623,10 +715,10 @@
           <w:i/>
           <w:iCs/>
           <w:color w:val="55606F"/>
-          <w:sz w:val="20"/>
-          <w:szCs w:val="20"/>
-        </w:rPr>
-        <w:t xml:space="preserve">[Figuur volgt later — FIGUUR 7-2: drie views van hetzelfde koppelvlak-besluit — bestuurlijk, functioneel, technisch — met per view wat wél en niet is opgenomen]</w:t>
+          <w:sz w:val="18"/>
+          <w:szCs w:val="18"/>
+        </w:rPr>
+        <w:t xml:space="preserve">Figuur 7-2</w:t>
       </w:r>
     </w:p>
     <w:tbl>
@@ -1213,7 +1305,53 @@
     </w:p>
     <w:p>
       <w:pPr>
-        <w:spacing w:after="100" w:before="100"/>
+        <w:spacing w:after="80" w:before="200"/>
+        <w:jc w:val="center"/>
+      </w:pPr>
+      <w:r>
+        <w:drawing>
+          <wp:inline distT="0" distB="0" distL="0" distR="0">
+            <wp:extent cx="5715000" cy="3810000"/>
+            <wp:effectExtent t="0" r="0" b="0" l="0"/>
+            <wp:docPr id="1" name="figuur-7-3" descr="FIGUUR 7-3: het besluitenlogboek als kaart met vijf velden, ingevuld voor het koppelvlak-besluit dat drie jaar geleden spoorloos verdween" title="Figuur 7-3"/>
+            <wp:cNvGraphicFramePr>
+              <a:graphicFrameLocks xmlns:a="http://schemas.openxmlformats.org/drawingml/2006/main" noChangeAspect="1"/>
+            </wp:cNvGraphicFramePr>
+            <a:graphic xmlns:a="http://schemas.openxmlformats.org/drawingml/2006/main">
+              <a:graphicData uri="http://schemas.openxmlformats.org/drawingml/2006/picture">
+                <pic:pic xmlns:pic="http://schemas.openxmlformats.org/drawingml/2006/picture">
+                  <pic:nvPicPr>
+                    <pic:cNvPr id="0" name="" descr=""/>
+                    <pic:cNvPicPr>
+                      <a:picLocks noChangeAspect="1" noChangeArrowheads="1"/>
+                    </pic:cNvPicPr>
+                  </pic:nvPicPr>
+                  <pic:blipFill>
+                    <a:blip r:embed="rId11" cstate="none"/>
+                    <a:srcRect/>
+                    <a:stretch>
+                      <a:fillRect/>
+                    </a:stretch>
+                  </pic:blipFill>
+                  <pic:spPr bwMode="auto">
+                    <a:xfrm>
+                      <a:off x="0" y="0"/>
+                      <a:ext cx="5715000" cy="3810000"/>
+                    </a:xfrm>
+                    <a:prstGeom prst="rect">
+                      <a:avLst/>
+                    </a:prstGeom>
+                  </pic:spPr>
+                </pic:pic>
+              </a:graphicData>
+            </a:graphic>
+          </wp:inline>
+        </w:drawing>
+      </w:r>
+    </w:p>
+    <w:p>
+      <w:pPr>
+        <w:jc w:val="center"/>
       </w:pPr>
       <w:r>
         <w:rPr>
@@ -1221,10 +1359,10 @@
           <w:i/>
           <w:iCs/>
           <w:color w:val="55606F"/>
-          <w:sz w:val="20"/>
-          <w:szCs w:val="20"/>
-        </w:rPr>
-        <w:t xml:space="preserve">[Figuur volgt later — FIGUUR 7-3: het besluitenlogboek als kaart met vijf velden, ingevuld voor het koppelvlak-besluit dat drie jaar geleden spoorloos verdween]</w:t>
+          <w:sz w:val="18"/>
+          <w:szCs w:val="18"/>
+        </w:rPr>
+        <w:t xml:space="preserve">Figuur 7-3</w:t>
       </w:r>
     </w:p>
     <w:tbl>
@@ -1871,7 +2009,53 @@
     </w:p>
     <w:p>
       <w:pPr>
-        <w:spacing w:after="100" w:before="100"/>
+        <w:spacing w:after="80" w:before="200"/>
+        <w:jc w:val="center"/>
+      </w:pPr>
+      <w:r>
+        <w:drawing>
+          <wp:inline distT="0" distB="0" distL="0" distR="0">
+            <wp:extent cx="5715000" cy="3810000"/>
+            <wp:effectExtent t="0" r="0" b="0" l="0"/>
+            <wp:docPr id="1" name="figuur-7-4" descr="FIGUUR 7-4: de keten requirement → alternatieven → besluit → oplevering, met bij elke schakel een verwijzing terug naar het vorige deel waar die schakel is behandeld" title="Figuur 7-4"/>
+            <wp:cNvGraphicFramePr>
+              <a:graphicFrameLocks xmlns:a="http://schemas.openxmlformats.org/drawingml/2006/main" noChangeAspect="1"/>
+            </wp:cNvGraphicFramePr>
+            <a:graphic xmlns:a="http://schemas.openxmlformats.org/drawingml/2006/main">
+              <a:graphicData uri="http://schemas.openxmlformats.org/drawingml/2006/picture">
+                <pic:pic xmlns:pic="http://schemas.openxmlformats.org/drawingml/2006/picture">
+                  <pic:nvPicPr>
+                    <pic:cNvPr id="0" name="" descr=""/>
+                    <pic:cNvPicPr>
+                      <a:picLocks noChangeAspect="1" noChangeArrowheads="1"/>
+                    </pic:cNvPicPr>
+                  </pic:nvPicPr>
+                  <pic:blipFill>
+                    <a:blip r:embed="rId12" cstate="none"/>
+                    <a:srcRect/>
+                    <a:stretch>
+                      <a:fillRect/>
+                    </a:stretch>
+                  </pic:blipFill>
+                  <pic:spPr bwMode="auto">
+                    <a:xfrm>
+                      <a:off x="0" y="0"/>
+                      <a:ext cx="5715000" cy="3810000"/>
+                    </a:xfrm>
+                    <a:prstGeom prst="rect">
+                      <a:avLst/>
+                    </a:prstGeom>
+                  </pic:spPr>
+                </pic:pic>
+              </a:graphicData>
+            </a:graphic>
+          </wp:inline>
+        </w:drawing>
+      </w:r>
+    </w:p>
+    <w:p>
+      <w:pPr>
+        <w:jc w:val="center"/>
       </w:pPr>
       <w:r>
         <w:rPr>
@@ -1879,10 +2063,10 @@
           <w:i/>
           <w:iCs/>
           <w:color w:val="55606F"/>
-          <w:sz w:val="20"/>
-          <w:szCs w:val="20"/>
-        </w:rPr>
-        <w:t xml:space="preserve">[Figuur volgt later — FIGUUR 7-4: de keten requirement → alternatieven → besluit → oplevering, met bij elke schakel een verwijzing terug naar het vorige deel waar die schakel is behandeld]</w:t>
+          <w:sz w:val="18"/>
+          <w:szCs w:val="18"/>
+        </w:rPr>
+        <w:t xml:space="preserve">Figuur 7-4</w:t>
       </w:r>
     </w:p>
     <w:tbl>
